--- a/ManualUsuarios/Manual_de_Usuario.docx
+++ b/ManualUsuarios/Manual_de_Usuario.docx
@@ -54,7 +54,7 @@
     </w:p>
     <w:p>
       <w:pPr>
-        <w:pStyle w:val="Ttulo1"/>
+        <w:pStyle w:val="Heading1"/>
       </w:pPr>
       <w:bookmarkStart w:id="0" w:name="_Toc233761650"/>
       <w:r>
@@ -71,7 +71,7 @@
       <w:sdtContent>
         <w:p>
           <w:pPr>
-            <w:pStyle w:val="TDC1"/>
+            <w:pStyle w:val="TOC1"/>
             <w:tabs>
               <w:tab w:val="right" w:leader="dot" w:pos="9350"/>
             </w:tabs>
@@ -91,7 +91,7 @@
           <w:hyperlink w:anchor="_Toc233761650" w:history="1">
             <w:r>
               <w:rPr>
-                <w:rStyle w:val="Hipervnculo"/>
+                <w:rStyle w:val="Hyperlink"/>
                 <w:noProof/>
               </w:rPr>
               <w:t>Contenido</w:t>
@@ -141,7 +141,7 @@
         </w:p>
         <w:p>
           <w:pPr>
-            <w:pStyle w:val="TDC1"/>
+            <w:pStyle w:val="TOC1"/>
             <w:tabs>
               <w:tab w:val="right" w:leader="dot" w:pos="9350"/>
             </w:tabs>
@@ -152,7 +152,7 @@
           <w:hyperlink w:anchor="_Toc233761651" w:history="1">
             <w:r>
               <w:rPr>
-                <w:rStyle w:val="Hipervnculo"/>
+                <w:rStyle w:val="Hyperlink"/>
                 <w:noProof/>
               </w:rPr>
               <w:t>1. Introduccion</w:t>
@@ -202,7 +202,7 @@
         </w:p>
         <w:p>
           <w:pPr>
-            <w:pStyle w:val="TDC2"/>
+            <w:pStyle w:val="TOC2"/>
             <w:tabs>
               <w:tab w:val="right" w:leader="dot" w:pos="9350"/>
             </w:tabs>
@@ -213,7 +213,7 @@
           <w:hyperlink w:anchor="_Toc233761652" w:history="1">
             <w:r>
               <w:rPr>
-                <w:rStyle w:val="Hipervnculo"/>
+                <w:rStyle w:val="Hyperlink"/>
                 <w:noProof/>
               </w:rPr>
               <w:t>Roles del sistema</w:t>
@@ -263,7 +263,7 @@
         </w:p>
         <w:p>
           <w:pPr>
-            <w:pStyle w:val="TDC2"/>
+            <w:pStyle w:val="TOC2"/>
             <w:tabs>
               <w:tab w:val="right" w:leader="dot" w:pos="9350"/>
             </w:tabs>
@@ -274,7 +274,7 @@
           <w:hyperlink w:anchor="_Toc233761653" w:history="1">
             <w:r>
               <w:rPr>
-                <w:rStyle w:val="Hipervnculo"/>
+                <w:rStyle w:val="Hyperlink"/>
                 <w:noProof/>
               </w:rPr>
               <w:t>Acceso</w:t>
@@ -324,7 +324,7 @@
         </w:p>
         <w:p>
           <w:pPr>
-            <w:pStyle w:val="TDC1"/>
+            <w:pStyle w:val="TOC1"/>
             <w:tabs>
               <w:tab w:val="right" w:leader="dot" w:pos="9350"/>
             </w:tabs>
@@ -335,7 +335,7 @@
           <w:hyperlink w:anchor="_Toc233761654" w:history="1">
             <w:r>
               <w:rPr>
-                <w:rStyle w:val="Hipervnculo"/>
+                <w:rStyle w:val="Hyperlink"/>
                 <w:noProof/>
               </w:rPr>
               <w:t>2. CRUD de Usuarios (Registro e Inicio de sesion)</w:t>
@@ -385,7 +385,7 @@
         </w:p>
         <w:p>
           <w:pPr>
-            <w:pStyle w:val="TDC2"/>
+            <w:pStyle w:val="TOC2"/>
             <w:tabs>
               <w:tab w:val="right" w:leader="dot" w:pos="9350"/>
             </w:tabs>
@@ -396,7 +396,7 @@
           <w:hyperlink w:anchor="_Toc233761655" w:history="1">
             <w:r>
               <w:rPr>
-                <w:rStyle w:val="Hipervnculo"/>
+                <w:rStyle w:val="Hyperlink"/>
                 <w:noProof/>
               </w:rPr>
               <w:t>Crear cuenta (Registro)</w:t>
@@ -446,7 +446,7 @@
         </w:p>
         <w:p>
           <w:pPr>
-            <w:pStyle w:val="TDC2"/>
+            <w:pStyle w:val="TOC2"/>
             <w:tabs>
               <w:tab w:val="right" w:leader="dot" w:pos="9350"/>
             </w:tabs>
@@ -457,7 +457,7 @@
           <w:hyperlink w:anchor="_Toc233761656" w:history="1">
             <w:r>
               <w:rPr>
-                <w:rStyle w:val="Hipervnculo"/>
+                <w:rStyle w:val="Hyperlink"/>
                 <w:noProof/>
               </w:rPr>
               <w:t>Iniciar sesion (Leer/Autenticar)</w:t>
@@ -507,7 +507,7 @@
         </w:p>
         <w:p>
           <w:pPr>
-            <w:pStyle w:val="TDC2"/>
+            <w:pStyle w:val="TOC2"/>
             <w:tabs>
               <w:tab w:val="right" w:leader="dot" w:pos="9350"/>
             </w:tabs>
@@ -518,7 +518,7 @@
           <w:hyperlink w:anchor="_Toc233761657" w:history="1">
             <w:r>
               <w:rPr>
-                <w:rStyle w:val="Hipervnculo"/>
+                <w:rStyle w:val="Hyperlink"/>
                 <w:noProof/>
               </w:rPr>
               <w:t>Recuperar contrasena (Actualizar)</w:t>
@@ -568,7 +568,7 @@
         </w:p>
         <w:p>
           <w:pPr>
-            <w:pStyle w:val="TDC1"/>
+            <w:pStyle w:val="TOC1"/>
             <w:tabs>
               <w:tab w:val="right" w:leader="dot" w:pos="9350"/>
             </w:tabs>
@@ -579,7 +579,7 @@
           <w:hyperlink w:anchor="_Toc233761658" w:history="1">
             <w:r>
               <w:rPr>
-                <w:rStyle w:val="Hipervnculo"/>
+                <w:rStyle w:val="Hyperlink"/>
                 <w:noProof/>
               </w:rPr>
               <w:t>3. CRUD de Propiedades</w:t>
@@ -629,7 +629,7 @@
         </w:p>
         <w:p>
           <w:pPr>
-            <w:pStyle w:val="TDC2"/>
+            <w:pStyle w:val="TOC2"/>
             <w:tabs>
               <w:tab w:val="right" w:leader="dot" w:pos="9350"/>
             </w:tabs>
@@ -640,7 +640,7 @@
           <w:hyperlink w:anchor="_Toc233761659" w:history="1">
             <w:r>
               <w:rPr>
-                <w:rStyle w:val="Hipervnculo"/>
+                <w:rStyle w:val="Hyperlink"/>
                 <w:noProof/>
               </w:rPr>
               <w:t>Crear propiedad</w:t>
@@ -690,7 +690,7 @@
         </w:p>
         <w:p>
           <w:pPr>
-            <w:pStyle w:val="TDC2"/>
+            <w:pStyle w:val="TOC2"/>
             <w:tabs>
               <w:tab w:val="right" w:leader="dot" w:pos="9350"/>
             </w:tabs>
@@ -701,7 +701,7 @@
           <w:hyperlink w:anchor="_Toc233761660" w:history="1">
             <w:r>
               <w:rPr>
-                <w:rStyle w:val="Hipervnculo"/>
+                <w:rStyle w:val="Hyperlink"/>
                 <w:noProof/>
               </w:rPr>
               <w:t>Ver propiedades (Leer)</w:t>
@@ -751,7 +751,7 @@
         </w:p>
         <w:p>
           <w:pPr>
-            <w:pStyle w:val="TDC2"/>
+            <w:pStyle w:val="TOC2"/>
             <w:tabs>
               <w:tab w:val="right" w:leader="dot" w:pos="9350"/>
             </w:tabs>
@@ -762,7 +762,7 @@
           <w:hyperlink w:anchor="_Toc233761661" w:history="1">
             <w:r>
               <w:rPr>
-                <w:rStyle w:val="Hipervnculo"/>
+                <w:rStyle w:val="Hyperlink"/>
                 <w:noProof/>
               </w:rPr>
               <w:t>Editar propiedad (Actualizar)</w:t>
@@ -812,7 +812,7 @@
         </w:p>
         <w:p>
           <w:pPr>
-            <w:pStyle w:val="TDC2"/>
+            <w:pStyle w:val="TOC2"/>
             <w:tabs>
               <w:tab w:val="right" w:leader="dot" w:pos="9350"/>
             </w:tabs>
@@ -823,7 +823,7 @@
           <w:hyperlink w:anchor="_Toc233761662" w:history="1">
             <w:r>
               <w:rPr>
-                <w:rStyle w:val="Hipervnculo"/>
+                <w:rStyle w:val="Hyperlink"/>
                 <w:noProof/>
               </w:rPr>
               <w:t>Eliminar propiedad</w:t>
@@ -873,7 +873,7 @@
         </w:p>
         <w:p>
           <w:pPr>
-            <w:pStyle w:val="TDC1"/>
+            <w:pStyle w:val="TOC1"/>
             <w:tabs>
               <w:tab w:val="right" w:leader="dot" w:pos="9350"/>
             </w:tabs>
@@ -884,7 +884,7 @@
           <w:hyperlink w:anchor="_Toc233761663" w:history="1">
             <w:r>
               <w:rPr>
-                <w:rStyle w:val="Hipervnculo"/>
+                <w:rStyle w:val="Hyperlink"/>
                 <w:noProof/>
               </w:rPr>
               <w:t>4. CRUD de Pagos</w:t>
@@ -934,7 +934,7 @@
         </w:p>
         <w:p>
           <w:pPr>
-            <w:pStyle w:val="TDC2"/>
+            <w:pStyle w:val="TOC2"/>
             <w:tabs>
               <w:tab w:val="right" w:leader="dot" w:pos="9350"/>
             </w:tabs>
@@ -945,7 +945,7 @@
           <w:hyperlink w:anchor="_Toc233761664" w:history="1">
             <w:r>
               <w:rPr>
-                <w:rStyle w:val="Hipervnculo"/>
+                <w:rStyle w:val="Hyperlink"/>
                 <w:noProof/>
               </w:rPr>
               <w:t>Registrar pago (Crear)</w:t>
@@ -995,7 +995,7 @@
         </w:p>
         <w:p>
           <w:pPr>
-            <w:pStyle w:val="TDC2"/>
+            <w:pStyle w:val="TOC2"/>
             <w:tabs>
               <w:tab w:val="right" w:leader="dot" w:pos="9350"/>
             </w:tabs>
@@ -1006,7 +1006,7 @@
           <w:hyperlink w:anchor="_Toc233761665" w:history="1">
             <w:r>
               <w:rPr>
-                <w:rStyle w:val="Hipervnculo"/>
+                <w:rStyle w:val="Hyperlink"/>
                 <w:noProof/>
               </w:rPr>
               <w:t>Ver pagos (Leer)</w:t>
@@ -1056,7 +1056,7 @@
         </w:p>
         <w:p>
           <w:pPr>
-            <w:pStyle w:val="TDC2"/>
+            <w:pStyle w:val="TOC2"/>
             <w:tabs>
               <w:tab w:val="right" w:leader="dot" w:pos="9350"/>
             </w:tabs>
@@ -1067,7 +1067,7 @@
           <w:hyperlink w:anchor="_Toc233761666" w:history="1">
             <w:r>
               <w:rPr>
-                <w:rStyle w:val="Hipervnculo"/>
+                <w:rStyle w:val="Hyperlink"/>
                 <w:noProof/>
               </w:rPr>
               <w:t>Subir/validar evidencia (Actualizar)</w:t>
@@ -1117,7 +1117,7 @@
         </w:p>
         <w:p>
           <w:pPr>
-            <w:pStyle w:val="TDC1"/>
+            <w:pStyle w:val="TOC1"/>
             <w:tabs>
               <w:tab w:val="right" w:leader="dot" w:pos="9350"/>
             </w:tabs>
@@ -1128,7 +1128,7 @@
           <w:hyperlink w:anchor="_Toc233761667" w:history="1">
             <w:r>
               <w:rPr>
-                <w:rStyle w:val="Hipervnculo"/>
+                <w:rStyle w:val="Hyperlink"/>
                 <w:noProof/>
               </w:rPr>
               <w:t>5. CRUD de Calendario (Eventos)</w:t>
@@ -1178,7 +1178,7 @@
         </w:p>
         <w:p>
           <w:pPr>
-            <w:pStyle w:val="TDC2"/>
+            <w:pStyle w:val="TOC2"/>
             <w:tabs>
               <w:tab w:val="right" w:leader="dot" w:pos="9350"/>
             </w:tabs>
@@ -1189,7 +1189,7 @@
           <w:hyperlink w:anchor="_Toc233761668" w:history="1">
             <w:r>
               <w:rPr>
-                <w:rStyle w:val="Hipervnculo"/>
+                <w:rStyle w:val="Hyperlink"/>
                 <w:noProof/>
               </w:rPr>
               <w:t>Crear evento</w:t>
@@ -1239,7 +1239,7 @@
         </w:p>
         <w:p>
           <w:pPr>
-            <w:pStyle w:val="TDC2"/>
+            <w:pStyle w:val="TOC2"/>
             <w:tabs>
               <w:tab w:val="right" w:leader="dot" w:pos="9350"/>
             </w:tabs>
@@ -1250,7 +1250,7 @@
           <w:hyperlink w:anchor="_Toc233761669" w:history="1">
             <w:r>
               <w:rPr>
-                <w:rStyle w:val="Hipervnculo"/>
+                <w:rStyle w:val="Hyperlink"/>
                 <w:noProof/>
               </w:rPr>
               <w:t>Ver eventos (Leer)</w:t>
@@ -1300,7 +1300,7 @@
         </w:p>
         <w:p>
           <w:pPr>
-            <w:pStyle w:val="TDC2"/>
+            <w:pStyle w:val="TOC2"/>
             <w:tabs>
               <w:tab w:val="right" w:leader="dot" w:pos="9350"/>
             </w:tabs>
@@ -1311,7 +1311,7 @@
           <w:hyperlink w:anchor="_Toc233761670" w:history="1">
             <w:r>
               <w:rPr>
-                <w:rStyle w:val="Hipervnculo"/>
+                <w:rStyle w:val="Hyperlink"/>
                 <w:noProof/>
               </w:rPr>
               <w:t>Editar evento (Actualizar)</w:t>
@@ -1361,7 +1361,7 @@
         </w:p>
         <w:p>
           <w:pPr>
-            <w:pStyle w:val="TDC2"/>
+            <w:pStyle w:val="TOC2"/>
             <w:tabs>
               <w:tab w:val="right" w:leader="dot" w:pos="9350"/>
             </w:tabs>
@@ -1372,7 +1372,7 @@
           <w:hyperlink w:anchor="_Toc233761671" w:history="1">
             <w:r>
               <w:rPr>
-                <w:rStyle w:val="Hipervnculo"/>
+                <w:rStyle w:val="Hyperlink"/>
                 <w:noProof/>
               </w:rPr>
               <w:t>Eliminar evento</w:t>
@@ -1422,7 +1422,7 @@
         </w:p>
         <w:p>
           <w:pPr>
-            <w:pStyle w:val="TDC1"/>
+            <w:pStyle w:val="TOC1"/>
             <w:tabs>
               <w:tab w:val="right" w:leader="dot" w:pos="9350"/>
             </w:tabs>
@@ -1433,7 +1433,7 @@
           <w:hyperlink w:anchor="_Toc233761672" w:history="1">
             <w:r>
               <w:rPr>
-                <w:rStyle w:val="Hipervnculo"/>
+                <w:rStyle w:val="Hyperlink"/>
                 <w:noProof/>
               </w:rPr>
               <w:t>6. CRUD de Solicitudes de Publicacion</w:t>
@@ -1483,7 +1483,7 @@
         </w:p>
         <w:p>
           <w:pPr>
-            <w:pStyle w:val="TDC2"/>
+            <w:pStyle w:val="TOC2"/>
             <w:tabs>
               <w:tab w:val="right" w:leader="dot" w:pos="9350"/>
             </w:tabs>
@@ -1494,7 +1494,7 @@
           <w:hyperlink w:anchor="_Toc233761673" w:history="1">
             <w:r>
               <w:rPr>
-                <w:rStyle w:val="Hipervnculo"/>
+                <w:rStyle w:val="Hyperlink"/>
                 <w:noProof/>
               </w:rPr>
               <w:t>Crear solicitud (persona)</w:t>
@@ -1544,7 +1544,7 @@
         </w:p>
         <w:p>
           <w:pPr>
-            <w:pStyle w:val="TDC2"/>
+            <w:pStyle w:val="TOC2"/>
             <w:tabs>
               <w:tab w:val="right" w:leader="dot" w:pos="9350"/>
             </w:tabs>
@@ -1555,7 +1555,7 @@
           <w:hyperlink w:anchor="_Toc233761674" w:history="1">
             <w:r>
               <w:rPr>
-                <w:rStyle w:val="Hipervnculo"/>
+                <w:rStyle w:val="Hyperlink"/>
                 <w:noProof/>
               </w:rPr>
               <w:t>Revisar solicitudes (corredor)</w:t>
@@ -1605,7 +1605,7 @@
         </w:p>
         <w:p>
           <w:pPr>
-            <w:pStyle w:val="TDC2"/>
+            <w:pStyle w:val="TOC2"/>
             <w:tabs>
               <w:tab w:val="right" w:leader="dot" w:pos="9350"/>
             </w:tabs>
@@ -1616,7 +1616,7 @@
           <w:hyperlink w:anchor="_Toc233761675" w:history="1">
             <w:r>
               <w:rPr>
-                <w:rStyle w:val="Hipervnculo"/>
+                <w:rStyle w:val="Hyperlink"/>
                 <w:noProof/>
               </w:rPr>
               <w:t>Aprobar / Rechazar (Actualizar)</w:t>
@@ -1666,7 +1666,7 @@
         </w:p>
         <w:p>
           <w:pPr>
-            <w:pStyle w:val="TDC1"/>
+            <w:pStyle w:val="TOC1"/>
             <w:tabs>
               <w:tab w:val="right" w:leader="dot" w:pos="9350"/>
             </w:tabs>
@@ -1677,7 +1677,7 @@
           <w:hyperlink w:anchor="_Toc233761676" w:history="1">
             <w:r>
               <w:rPr>
-                <w:rStyle w:val="Hipervnculo"/>
+                <w:rStyle w:val="Hyperlink"/>
                 <w:noProof/>
               </w:rPr>
               <w:t>7. CRUD de Solicitudes de Cliente</w:t>
@@ -1727,7 +1727,7 @@
         </w:p>
         <w:p>
           <w:pPr>
-            <w:pStyle w:val="TDC2"/>
+            <w:pStyle w:val="TOC2"/>
             <w:tabs>
               <w:tab w:val="right" w:leader="dot" w:pos="9350"/>
             </w:tabs>
@@ -1738,7 +1738,7 @@
           <w:hyperlink w:anchor="_Toc233761677" w:history="1">
             <w:r>
               <w:rPr>
-                <w:rStyle w:val="Hipervnculo"/>
+                <w:rStyle w:val="Hyperlink"/>
                 <w:noProof/>
               </w:rPr>
               <w:t>Ver solicitudes (Leer)</w:t>
@@ -1788,7 +1788,7 @@
         </w:p>
         <w:p>
           <w:pPr>
-            <w:pStyle w:val="TDC2"/>
+            <w:pStyle w:val="TOC2"/>
             <w:tabs>
               <w:tab w:val="right" w:leader="dot" w:pos="9350"/>
             </w:tabs>
@@ -1799,7 +1799,7 @@
           <w:hyperlink w:anchor="_Toc233761678" w:history="1">
             <w:r>
               <w:rPr>
-                <w:rStyle w:val="Hipervnculo"/>
+                <w:rStyle w:val="Hyperlink"/>
                 <w:noProof/>
               </w:rPr>
               <w:t>Aprobar / Rechazar (Actualizar)</w:t>
@@ -1849,7 +1849,7 @@
         </w:p>
         <w:p>
           <w:pPr>
-            <w:pStyle w:val="TDC1"/>
+            <w:pStyle w:val="TOC1"/>
             <w:tabs>
               <w:tab w:val="right" w:leader="dot" w:pos="9350"/>
             </w:tabs>
@@ -1860,7 +1860,7 @@
           <w:hyperlink w:anchor="_Toc233761679" w:history="1">
             <w:r>
               <w:rPr>
-                <w:rStyle w:val="Hipervnculo"/>
+                <w:rStyle w:val="Hyperlink"/>
                 <w:noProof/>
               </w:rPr>
               <w:t>8. CRUD de Perfil del Corredor</w:t>
@@ -1910,7 +1910,7 @@
         </w:p>
         <w:p>
           <w:pPr>
-            <w:pStyle w:val="TDC2"/>
+            <w:pStyle w:val="TOC2"/>
             <w:tabs>
               <w:tab w:val="right" w:leader="dot" w:pos="9350"/>
             </w:tabs>
@@ -1921,7 +1921,7 @@
           <w:hyperlink w:anchor="_Toc233761680" w:history="1">
             <w:r>
               <w:rPr>
-                <w:rStyle w:val="Hipervnculo"/>
+                <w:rStyle w:val="Hyperlink"/>
                 <w:noProof/>
               </w:rPr>
               <w:t>Ver perfil (Leer)</w:t>
@@ -1971,7 +1971,7 @@
         </w:p>
         <w:p>
           <w:pPr>
-            <w:pStyle w:val="TDC2"/>
+            <w:pStyle w:val="TOC2"/>
             <w:tabs>
               <w:tab w:val="right" w:leader="dot" w:pos="9350"/>
             </w:tabs>
@@ -1982,7 +1982,7 @@
           <w:hyperlink w:anchor="_Toc233761681" w:history="1">
             <w:r>
               <w:rPr>
-                <w:rStyle w:val="Hipervnculo"/>
+                <w:rStyle w:val="Hyperlink"/>
                 <w:noProof/>
               </w:rPr>
               <w:t>Editar perfil (Actualizar)</w:t>
@@ -2044,7 +2044,7 @@
     </w:p>
     <w:p>
       <w:pPr>
-        <w:pStyle w:val="Ttulo1"/>
+        <w:pStyle w:val="Heading1"/>
       </w:pPr>
       <w:bookmarkStart w:id="1" w:name="_Toc233761651"/>
       <w:r>
@@ -2100,7 +2100,7 @@
     </w:p>
     <w:p>
       <w:pPr>
-        <w:pStyle w:val="Ttulo2"/>
+        <w:pStyle w:val="Heading2"/>
       </w:pPr>
       <w:bookmarkStart w:id="2" w:name="_Toc233761652"/>
       <w:r>
@@ -2110,7 +2110,7 @@
     </w:p>
     <w:p>
       <w:pPr>
-        <w:pStyle w:val="Prrafodelista"/>
+        <w:pStyle w:val="ListParagraph"/>
         <w:numPr>
           <w:ilvl w:val="0"/>
           <w:numId w:val="2"/>
@@ -2130,7 +2130,7 @@
     </w:p>
     <w:p>
       <w:pPr>
-        <w:pStyle w:val="Prrafodelista"/>
+        <w:pStyle w:val="ListParagraph"/>
         <w:numPr>
           <w:ilvl w:val="0"/>
           <w:numId w:val="2"/>
@@ -2142,7 +2142,7 @@
     </w:p>
     <w:p>
       <w:pPr>
-        <w:pStyle w:val="Prrafodelista"/>
+        <w:pStyle w:val="ListParagraph"/>
         <w:numPr>
           <w:ilvl w:val="0"/>
           <w:numId w:val="2"/>
@@ -2157,20 +2157,12 @@
       </w:r>
       <w:proofErr w:type="spellEnd"/>
       <w:r>
-        <w:t xml:space="preserve"> general y </w:t>
-      </w:r>
-      <w:proofErr w:type="spellStart"/>
-      <w:r>
-        <w:t>dashboards</w:t>
-      </w:r>
-      <w:proofErr w:type="spellEnd"/>
-      <w:r>
-        <w:t>.</w:t>
-      </w:r>
-    </w:p>
-    <w:p>
-      <w:pPr>
-        <w:pStyle w:val="Ttulo2"/>
+        <w:t xml:space="preserve"> general y dashboards.</w:t>
+      </w:r>
+    </w:p>
+    <w:p>
+      <w:pPr>
+        <w:pStyle w:val="Heading2"/>
       </w:pPr>
       <w:bookmarkStart w:id="3" w:name="_Toc233761653"/>
       <w:r>
@@ -2180,36 +2172,32 @@
     </w:p>
     <w:p>
       <w:pPr>
-        <w:pStyle w:val="Prrafodelista"/>
+        <w:pStyle w:val="ListParagraph"/>
         <w:numPr>
           <w:ilvl w:val="0"/>
           <w:numId w:val="2"/>
         </w:numPr>
-      </w:pPr>
-      <w:proofErr w:type="spellStart"/>
-      <w:r>
-        <w:t>Frontend</w:t>
-      </w:r>
-      <w:proofErr w:type="spellEnd"/>
-      <w:r>
-        <w:t xml:space="preserve"> (sitio web): http://localhost:4200</w:t>
-      </w:r>
-    </w:p>
-    <w:p>
-      <w:pPr>
-        <w:pStyle w:val="Prrafodelista"/>
+        <w:rPr>
+          <w:lang w:val="en-US"/>
+        </w:rPr>
+      </w:pPr>
+      <w:r>
+        <w:rPr>
+          <w:lang w:val="en-US"/>
+        </w:rPr>
+        <w:t>Frontend (sitio web): http://localhost:4200</w:t>
+      </w:r>
+    </w:p>
+    <w:p>
+      <w:pPr>
+        <w:pStyle w:val="ListParagraph"/>
         <w:numPr>
           <w:ilvl w:val="0"/>
           <w:numId w:val="2"/>
         </w:numPr>
       </w:pPr>
-      <w:proofErr w:type="spellStart"/>
-      <w:r>
-        <w:t>Backend</w:t>
-      </w:r>
-      <w:proofErr w:type="spellEnd"/>
-      <w:r>
-        <w:t xml:space="preserve"> (API): http://localhost:3000</w:t>
+      <w:r>
+        <w:t>Backend (API): http://localhost:3000</w:t>
       </w:r>
     </w:p>
     <w:p>
@@ -2219,7 +2207,7 @@
     </w:p>
     <w:p>
       <w:pPr>
-        <w:pStyle w:val="Ttulo1"/>
+        <w:pStyle w:val="Heading1"/>
       </w:pPr>
       <w:bookmarkStart w:id="4" w:name="_Toc233761654"/>
       <w:r>
@@ -2238,7 +2226,7 @@
     </w:p>
     <w:p>
       <w:pPr>
-        <w:pStyle w:val="Ttulo2"/>
+        <w:pStyle w:val="Heading2"/>
       </w:pPr>
       <w:bookmarkStart w:id="5" w:name="_Toc233761655"/>
       <w:r>
@@ -2248,7 +2236,7 @@
     </w:p>
     <w:p>
       <w:pPr>
-        <w:pStyle w:val="Prrafodelista"/>
+        <w:pStyle w:val="ListParagraph"/>
         <w:numPr>
           <w:ilvl w:val="0"/>
           <w:numId w:val="3"/>
@@ -2268,7 +2256,7 @@
     </w:p>
     <w:p>
       <w:pPr>
-        <w:pStyle w:val="Prrafodelista"/>
+        <w:pStyle w:val="ListParagraph"/>
         <w:numPr>
           <w:ilvl w:val="0"/>
           <w:numId w:val="3"/>
@@ -2296,7 +2284,7 @@
     </w:p>
     <w:p>
       <w:pPr>
-        <w:pStyle w:val="Prrafodelista"/>
+        <w:pStyle w:val="ListParagraph"/>
         <w:numPr>
           <w:ilvl w:val="0"/>
           <w:numId w:val="3"/>
@@ -2332,7 +2320,7 @@
     </w:p>
     <w:p>
       <w:pPr>
-        <w:pStyle w:val="Prrafodelista"/>
+        <w:pStyle w:val="ListParagraph"/>
         <w:numPr>
           <w:ilvl w:val="0"/>
           <w:numId w:val="3"/>
@@ -2360,7 +2348,7 @@
     </w:p>
     <w:p>
       <w:pPr>
-        <w:pStyle w:val="Ttulo2"/>
+        <w:pStyle w:val="Heading2"/>
       </w:pPr>
       <w:bookmarkStart w:id="6" w:name="_Toc233761656"/>
       <w:r>
@@ -2378,7 +2366,7 @@
     </w:p>
     <w:p>
       <w:pPr>
-        <w:pStyle w:val="Prrafodelista"/>
+        <w:pStyle w:val="ListParagraph"/>
         <w:numPr>
           <w:ilvl w:val="0"/>
           <w:numId w:val="3"/>
@@ -2398,7 +2386,7 @@
     </w:p>
     <w:p>
       <w:pPr>
-        <w:pStyle w:val="Prrafodelista"/>
+        <w:pStyle w:val="ListParagraph"/>
         <w:numPr>
           <w:ilvl w:val="0"/>
           <w:numId w:val="3"/>
@@ -2426,7 +2414,7 @@
     </w:p>
     <w:p>
       <w:pPr>
-        <w:pStyle w:val="Prrafodelista"/>
+        <w:pStyle w:val="ListParagraph"/>
         <w:numPr>
           <w:ilvl w:val="0"/>
           <w:numId w:val="3"/>
@@ -2446,7 +2434,7 @@
     </w:p>
     <w:p>
       <w:pPr>
-        <w:pStyle w:val="Ttulo2"/>
+        <w:pStyle w:val="Heading2"/>
       </w:pPr>
       <w:bookmarkStart w:id="7" w:name="_Toc233761657"/>
       <w:r>
@@ -2464,7 +2452,7 @@
     </w:p>
     <w:p>
       <w:pPr>
-        <w:pStyle w:val="Prrafodelista"/>
+        <w:pStyle w:val="ListParagraph"/>
         <w:numPr>
           <w:ilvl w:val="0"/>
           <w:numId w:val="3"/>
@@ -2472,22 +2460,14 @@
       </w:pPr>
       <w:proofErr w:type="gramStart"/>
       <w:r>
-        <w:t xml:space="preserve">En el </w:t>
+        <w:t xml:space="preserve">En el login, hacer clic en "Olvidaste tu </w:t>
       </w:r>
       <w:proofErr w:type="spellStart"/>
       <w:r>
-        <w:t>login</w:t>
+        <w:t>contrasena</w:t>
       </w:r>
       <w:proofErr w:type="spellEnd"/>
       <w:r>
-        <w:t xml:space="preserve">, hacer clic en "Olvidaste tu </w:t>
-      </w:r>
-      <w:proofErr w:type="spellStart"/>
-      <w:r>
-        <w:t>contrasena</w:t>
-      </w:r>
-      <w:proofErr w:type="spellEnd"/>
-      <w:r>
         <w:t>?</w:t>
       </w:r>
       <w:proofErr w:type="gramEnd"/>
@@ -2497,7 +2477,7 @@
     </w:p>
     <w:p>
       <w:pPr>
-        <w:pStyle w:val="Prrafodelista"/>
+        <w:pStyle w:val="ListParagraph"/>
         <w:numPr>
           <w:ilvl w:val="0"/>
           <w:numId w:val="3"/>
@@ -2525,7 +2505,7 @@
     </w:p>
     <w:p>
       <w:pPr>
-        <w:pStyle w:val="Prrafodelista"/>
+        <w:pStyle w:val="ListParagraph"/>
         <w:numPr>
           <w:ilvl w:val="0"/>
           <w:numId w:val="3"/>
@@ -2572,12 +2552,6 @@
         <w:gridCol w:w="9360"/>
       </w:tblGrid>
       <w:tr>
-        <w:tblPrEx>
-          <w:tblCellMar>
-            <w:top w:w="0" w:type="dxa"/>
-            <w:bottom w:w="0" w:type="dxa"/>
-          </w:tblCellMar>
-        </w:tblPrEx>
         <w:tc>
           <w:tcPr>
             <w:tcW w:w="9360" w:type="dxa"/>
@@ -2709,7 +2683,7 @@
           </w:p>
           <w:p>
             <w:pPr>
-              <w:pStyle w:val="Prrafodelista"/>
+              <w:pStyle w:val="ListParagraph"/>
               <w:numPr>
                 <w:ilvl w:val="0"/>
                 <w:numId w:val="4"/>
@@ -2721,7 +2695,7 @@
           </w:p>
           <w:p>
             <w:pPr>
-              <w:pStyle w:val="Prrafodelista"/>
+              <w:pStyle w:val="ListParagraph"/>
               <w:numPr>
                 <w:ilvl w:val="0"/>
                 <w:numId w:val="4"/>
@@ -2749,7 +2723,7 @@
           </w:p>
           <w:p>
             <w:pPr>
-              <w:pStyle w:val="Prrafodelista"/>
+              <w:pStyle w:val="ListParagraph"/>
               <w:numPr>
                 <w:ilvl w:val="0"/>
                 <w:numId w:val="4"/>
@@ -2777,7 +2751,7 @@
           </w:p>
           <w:p>
             <w:pPr>
-              <w:pStyle w:val="Prrafodelista"/>
+              <w:pStyle w:val="ListParagraph"/>
               <w:numPr>
                 <w:ilvl w:val="0"/>
                 <w:numId w:val="4"/>
@@ -2816,7 +2790,13 @@
               <w:rPr>
                 <w:color w:val="666666"/>
               </w:rPr>
-              <w:t>Enlace del video (YouTube): ______________________________</w:t>
+              <w:t xml:space="preserve">Enlace del video (YouTube): </w:t>
+            </w:r>
+            <w:r>
+              <w:rPr>
+                <w:color w:val="666666"/>
+              </w:rPr>
+              <w:t>https://youtu.be/2IwZmGLO3no</w:t>
             </w:r>
           </w:p>
         </w:tc>
@@ -2829,7 +2809,7 @@
     </w:p>
     <w:p>
       <w:pPr>
-        <w:pStyle w:val="Ttulo1"/>
+        <w:pStyle w:val="Heading1"/>
       </w:pPr>
       <w:bookmarkStart w:id="8" w:name="_Toc233761658"/>
       <w:r>
@@ -2848,7 +2828,7 @@
     </w:p>
     <w:p>
       <w:pPr>
-        <w:pStyle w:val="Ttulo2"/>
+        <w:pStyle w:val="Heading2"/>
       </w:pPr>
       <w:bookmarkStart w:id="9" w:name="_Toc233761659"/>
       <w:r>
@@ -2858,7 +2838,7 @@
     </w:p>
     <w:p>
       <w:pPr>
-        <w:pStyle w:val="Prrafodelista"/>
+        <w:pStyle w:val="ListParagraph"/>
         <w:numPr>
           <w:ilvl w:val="0"/>
           <w:numId w:val="3"/>
@@ -2870,7 +2850,7 @@
     </w:p>
     <w:p>
       <w:pPr>
-        <w:pStyle w:val="Prrafodelista"/>
+        <w:pStyle w:val="ListParagraph"/>
         <w:numPr>
           <w:ilvl w:val="0"/>
           <w:numId w:val="3"/>
@@ -2914,7 +2894,7 @@
     </w:p>
     <w:p>
       <w:pPr>
-        <w:pStyle w:val="Prrafodelista"/>
+        <w:pStyle w:val="ListParagraph"/>
         <w:numPr>
           <w:ilvl w:val="0"/>
           <w:numId w:val="3"/>
@@ -2942,7 +2922,7 @@
     </w:p>
     <w:p>
       <w:pPr>
-        <w:pStyle w:val="Prrafodelista"/>
+        <w:pStyle w:val="ListParagraph"/>
         <w:numPr>
           <w:ilvl w:val="0"/>
           <w:numId w:val="3"/>
@@ -2962,7 +2942,7 @@
     </w:p>
     <w:p>
       <w:pPr>
-        <w:pStyle w:val="Prrafodelista"/>
+        <w:pStyle w:val="ListParagraph"/>
         <w:numPr>
           <w:ilvl w:val="0"/>
           <w:numId w:val="3"/>
@@ -2990,7 +2970,7 @@
     </w:p>
     <w:p>
       <w:pPr>
-        <w:pStyle w:val="Ttulo2"/>
+        <w:pStyle w:val="Heading2"/>
       </w:pPr>
       <w:bookmarkStart w:id="10" w:name="_Toc233761660"/>
       <w:r>
@@ -3000,7 +2980,7 @@
     </w:p>
     <w:p>
       <w:pPr>
-        <w:pStyle w:val="Prrafodelista"/>
+        <w:pStyle w:val="ListParagraph"/>
         <w:numPr>
           <w:ilvl w:val="0"/>
           <w:numId w:val="2"/>
@@ -3028,7 +3008,7 @@
     </w:p>
     <w:p>
       <w:pPr>
-        <w:pStyle w:val="Prrafodelista"/>
+        <w:pStyle w:val="ListParagraph"/>
         <w:numPr>
           <w:ilvl w:val="0"/>
           <w:numId w:val="2"/>
@@ -3048,7 +3028,7 @@
     </w:p>
     <w:p>
       <w:pPr>
-        <w:pStyle w:val="Prrafodelista"/>
+        <w:pStyle w:val="ListParagraph"/>
         <w:numPr>
           <w:ilvl w:val="0"/>
           <w:numId w:val="2"/>
@@ -3068,7 +3048,7 @@
     </w:p>
     <w:p>
       <w:pPr>
-        <w:pStyle w:val="Ttulo2"/>
+        <w:pStyle w:val="Heading2"/>
       </w:pPr>
       <w:bookmarkStart w:id="11" w:name="_Toc233761661"/>
       <w:r>
@@ -3078,7 +3058,7 @@
     </w:p>
     <w:p>
       <w:pPr>
-        <w:pStyle w:val="Prrafodelista"/>
+        <w:pStyle w:val="ListParagraph"/>
         <w:numPr>
           <w:ilvl w:val="0"/>
           <w:numId w:val="3"/>
@@ -3090,7 +3070,7 @@
     </w:p>
     <w:p>
       <w:pPr>
-        <w:pStyle w:val="Prrafodelista"/>
+        <w:pStyle w:val="ListParagraph"/>
         <w:numPr>
           <w:ilvl w:val="0"/>
           <w:numId w:val="3"/>
@@ -3102,7 +3082,7 @@
     </w:p>
     <w:p>
       <w:pPr>
-        <w:pStyle w:val="Prrafodelista"/>
+        <w:pStyle w:val="ListParagraph"/>
         <w:numPr>
           <w:ilvl w:val="0"/>
           <w:numId w:val="3"/>
@@ -3122,7 +3102,7 @@
     </w:p>
     <w:p>
       <w:pPr>
-        <w:pStyle w:val="Prrafodelista"/>
+        <w:pStyle w:val="ListParagraph"/>
         <w:numPr>
           <w:ilvl w:val="0"/>
           <w:numId w:val="3"/>
@@ -3134,7 +3114,7 @@
     </w:p>
     <w:p>
       <w:pPr>
-        <w:pStyle w:val="Ttulo2"/>
+        <w:pStyle w:val="Heading2"/>
       </w:pPr>
       <w:bookmarkStart w:id="12" w:name="_Toc233761662"/>
       <w:r>
@@ -3144,7 +3124,7 @@
     </w:p>
     <w:p>
       <w:pPr>
-        <w:pStyle w:val="Prrafodelista"/>
+        <w:pStyle w:val="ListParagraph"/>
         <w:numPr>
           <w:ilvl w:val="0"/>
           <w:numId w:val="3"/>
@@ -3175,12 +3155,6 @@
         <w:gridCol w:w="9360"/>
       </w:tblGrid>
       <w:tr>
-        <w:tblPrEx>
-          <w:tblCellMar>
-            <w:top w:w="0" w:type="dxa"/>
-            <w:bottom w:w="0" w:type="dxa"/>
-          </w:tblCellMar>
-        </w:tblPrEx>
         <w:tc>
           <w:tcPr>
             <w:tcW w:w="9360" w:type="dxa"/>
@@ -3264,7 +3238,7 @@
           </w:p>
           <w:p>
             <w:pPr>
-              <w:pStyle w:val="Prrafodelista"/>
+              <w:pStyle w:val="ListParagraph"/>
               <w:numPr>
                 <w:ilvl w:val="0"/>
                 <w:numId w:val="4"/>
@@ -3292,7 +3266,7 @@
           </w:p>
           <w:p>
             <w:pPr>
-              <w:pStyle w:val="Prrafodelista"/>
+              <w:pStyle w:val="ListParagraph"/>
               <w:numPr>
                 <w:ilvl w:val="0"/>
                 <w:numId w:val="4"/>
@@ -3312,7 +3286,7 @@
           </w:p>
           <w:p>
             <w:pPr>
-              <w:pStyle w:val="Prrafodelista"/>
+              <w:pStyle w:val="ListParagraph"/>
               <w:numPr>
                 <w:ilvl w:val="0"/>
                 <w:numId w:val="4"/>
@@ -3332,7 +3306,7 @@
           </w:p>
           <w:p>
             <w:pPr>
-              <w:pStyle w:val="Prrafodelista"/>
+              <w:pStyle w:val="ListParagraph"/>
               <w:numPr>
                 <w:ilvl w:val="0"/>
                 <w:numId w:val="4"/>
@@ -3350,7 +3324,13 @@
               <w:rPr>
                 <w:color w:val="666666"/>
               </w:rPr>
-              <w:t>Enlace del video (YouTube): ______________________________</w:t>
+              <w:t xml:space="preserve">Enlace del video (YouTube): </w:t>
+            </w:r>
+            <w:r>
+              <w:rPr>
+                <w:color w:val="666666"/>
+              </w:rPr>
+              <w:t>https://youtu.be/Yj5XNPQP4HA</w:t>
             </w:r>
           </w:p>
         </w:tc>
@@ -3363,7 +3343,7 @@
     </w:p>
     <w:p>
       <w:pPr>
-        <w:pStyle w:val="Ttulo1"/>
+        <w:pStyle w:val="Heading1"/>
       </w:pPr>
       <w:bookmarkStart w:id="13" w:name="_Toc233761663"/>
       <w:r>
@@ -3382,7 +3362,7 @@
     </w:p>
     <w:p>
       <w:pPr>
-        <w:pStyle w:val="Ttulo2"/>
+        <w:pStyle w:val="Heading2"/>
       </w:pPr>
       <w:bookmarkStart w:id="14" w:name="_Toc233761664"/>
       <w:r>
@@ -3392,7 +3372,7 @@
     </w:p>
     <w:p>
       <w:pPr>
-        <w:pStyle w:val="Prrafodelista"/>
+        <w:pStyle w:val="ListParagraph"/>
         <w:numPr>
           <w:ilvl w:val="0"/>
           <w:numId w:val="3"/>
@@ -3404,7 +3384,7 @@
     </w:p>
     <w:p>
       <w:pPr>
-        <w:pStyle w:val="Prrafodelista"/>
+        <w:pStyle w:val="ListParagraph"/>
         <w:numPr>
           <w:ilvl w:val="0"/>
           <w:numId w:val="3"/>
@@ -3416,7 +3396,7 @@
     </w:p>
     <w:p>
       <w:pPr>
-        <w:pStyle w:val="Prrafodelista"/>
+        <w:pStyle w:val="ListParagraph"/>
         <w:numPr>
           <w:ilvl w:val="0"/>
           <w:numId w:val="3"/>
@@ -3428,7 +3408,7 @@
     </w:p>
     <w:p>
       <w:pPr>
-        <w:pStyle w:val="Prrafodelista"/>
+        <w:pStyle w:val="ListParagraph"/>
         <w:numPr>
           <w:ilvl w:val="0"/>
           <w:numId w:val="3"/>
@@ -3440,7 +3420,7 @@
     </w:p>
     <w:p>
       <w:pPr>
-        <w:pStyle w:val="Ttulo2"/>
+        <w:pStyle w:val="Heading2"/>
       </w:pPr>
       <w:bookmarkStart w:id="15" w:name="_Toc233761665"/>
       <w:r>
@@ -3450,7 +3430,7 @@
     </w:p>
     <w:p>
       <w:pPr>
-        <w:pStyle w:val="Prrafodelista"/>
+        <w:pStyle w:val="ListParagraph"/>
         <w:numPr>
           <w:ilvl w:val="0"/>
           <w:numId w:val="2"/>
@@ -3462,7 +3442,7 @@
     </w:p>
     <w:p>
       <w:pPr>
-        <w:pStyle w:val="Ttulo2"/>
+        <w:pStyle w:val="Heading2"/>
       </w:pPr>
       <w:bookmarkStart w:id="16" w:name="_Toc233761666"/>
       <w:r>
@@ -3472,7 +3452,7 @@
     </w:p>
     <w:p>
       <w:pPr>
-        <w:pStyle w:val="Prrafodelista"/>
+        <w:pStyle w:val="ListParagraph"/>
         <w:numPr>
           <w:ilvl w:val="0"/>
           <w:numId w:val="3"/>
@@ -3484,7 +3464,7 @@
     </w:p>
     <w:p>
       <w:pPr>
-        <w:pStyle w:val="Prrafodelista"/>
+        <w:pStyle w:val="ListParagraph"/>
         <w:numPr>
           <w:ilvl w:val="0"/>
           <w:numId w:val="3"/>
@@ -3515,12 +3495,6 @@
         <w:gridCol w:w="9360"/>
       </w:tblGrid>
       <w:tr>
-        <w:tblPrEx>
-          <w:tblCellMar>
-            <w:top w:w="0" w:type="dxa"/>
-            <w:bottom w:w="0" w:type="dxa"/>
-          </w:tblCellMar>
-        </w:tblPrEx>
         <w:tc>
           <w:tcPr>
             <w:tcW w:w="9360" w:type="dxa"/>
@@ -3604,7 +3578,7 @@
           </w:p>
           <w:p>
             <w:pPr>
-              <w:pStyle w:val="Prrafodelista"/>
+              <w:pStyle w:val="ListParagraph"/>
               <w:numPr>
                 <w:ilvl w:val="0"/>
                 <w:numId w:val="4"/>
@@ -3616,7 +3590,7 @@
           </w:p>
           <w:p>
             <w:pPr>
-              <w:pStyle w:val="Prrafodelista"/>
+              <w:pStyle w:val="ListParagraph"/>
               <w:numPr>
                 <w:ilvl w:val="0"/>
                 <w:numId w:val="4"/>
@@ -3628,7 +3602,7 @@
           </w:p>
           <w:p>
             <w:pPr>
-              <w:pStyle w:val="Prrafodelista"/>
+              <w:pStyle w:val="ListParagraph"/>
               <w:numPr>
                 <w:ilvl w:val="0"/>
                 <w:numId w:val="4"/>
@@ -3640,7 +3614,7 @@
           </w:p>
           <w:p>
             <w:pPr>
-              <w:pStyle w:val="Prrafodelista"/>
+              <w:pStyle w:val="ListParagraph"/>
               <w:numPr>
                 <w:ilvl w:val="0"/>
                 <w:numId w:val="4"/>
@@ -3658,7 +3632,13 @@
               <w:rPr>
                 <w:color w:val="666666"/>
               </w:rPr>
-              <w:t>Enlace del video (YouTube): ______________________________</w:t>
+              <w:t xml:space="preserve">Enlace del video (YouTube): </w:t>
+            </w:r>
+            <w:r>
+              <w:rPr>
+                <w:color w:val="666666"/>
+              </w:rPr>
+              <w:t>https://youtu.be/F2fYvafXxpw</w:t>
             </w:r>
           </w:p>
         </w:tc>
@@ -3671,7 +3651,7 @@
     </w:p>
     <w:p>
       <w:pPr>
-        <w:pStyle w:val="Ttulo1"/>
+        <w:pStyle w:val="Heading1"/>
       </w:pPr>
       <w:bookmarkStart w:id="17" w:name="_Toc233761667"/>
       <w:r>
@@ -3690,7 +3670,7 @@
     </w:p>
     <w:p>
       <w:pPr>
-        <w:pStyle w:val="Ttulo2"/>
+        <w:pStyle w:val="Heading2"/>
       </w:pPr>
       <w:bookmarkStart w:id="18" w:name="_Toc233761668"/>
       <w:r>
@@ -3700,7 +3680,7 @@
     </w:p>
     <w:p>
       <w:pPr>
-        <w:pStyle w:val="Prrafodelista"/>
+        <w:pStyle w:val="ListParagraph"/>
         <w:numPr>
           <w:ilvl w:val="0"/>
           <w:numId w:val="3"/>
@@ -3720,7 +3700,7 @@
     </w:p>
     <w:p>
       <w:pPr>
-        <w:pStyle w:val="Prrafodelista"/>
+        <w:pStyle w:val="ListParagraph"/>
         <w:numPr>
           <w:ilvl w:val="0"/>
           <w:numId w:val="3"/>
@@ -3748,7 +3728,7 @@
     </w:p>
     <w:p>
       <w:pPr>
-        <w:pStyle w:val="Prrafodelista"/>
+        <w:pStyle w:val="ListParagraph"/>
         <w:numPr>
           <w:ilvl w:val="0"/>
           <w:numId w:val="3"/>
@@ -3760,7 +3740,7 @@
     </w:p>
     <w:p>
       <w:pPr>
-        <w:pStyle w:val="Ttulo2"/>
+        <w:pStyle w:val="Heading2"/>
       </w:pPr>
       <w:bookmarkStart w:id="19" w:name="_Toc233761669"/>
       <w:r>
@@ -3770,7 +3750,7 @@
     </w:p>
     <w:p>
       <w:pPr>
-        <w:pStyle w:val="Prrafodelista"/>
+        <w:pStyle w:val="ListParagraph"/>
         <w:numPr>
           <w:ilvl w:val="0"/>
           <w:numId w:val="2"/>
@@ -3790,7 +3770,7 @@
     </w:p>
     <w:p>
       <w:pPr>
-        <w:pStyle w:val="Ttulo2"/>
+        <w:pStyle w:val="Heading2"/>
       </w:pPr>
       <w:bookmarkStart w:id="20" w:name="_Toc233761670"/>
       <w:r>
@@ -3800,7 +3780,7 @@
     </w:p>
     <w:p>
       <w:pPr>
-        <w:pStyle w:val="Prrafodelista"/>
+        <w:pStyle w:val="ListParagraph"/>
         <w:numPr>
           <w:ilvl w:val="0"/>
           <w:numId w:val="3"/>
@@ -3812,7 +3792,7 @@
     </w:p>
     <w:p>
       <w:pPr>
-        <w:pStyle w:val="Prrafodelista"/>
+        <w:pStyle w:val="ListParagraph"/>
         <w:numPr>
           <w:ilvl w:val="0"/>
           <w:numId w:val="3"/>
@@ -3824,7 +3804,7 @@
     </w:p>
     <w:p>
       <w:pPr>
-        <w:pStyle w:val="Prrafodelista"/>
+        <w:pStyle w:val="ListParagraph"/>
         <w:numPr>
           <w:ilvl w:val="0"/>
           <w:numId w:val="3"/>
@@ -3836,7 +3816,7 @@
     </w:p>
     <w:p>
       <w:pPr>
-        <w:pStyle w:val="Ttulo2"/>
+        <w:pStyle w:val="Heading2"/>
       </w:pPr>
       <w:bookmarkStart w:id="21" w:name="_Toc233761671"/>
       <w:r>
@@ -3846,7 +3826,7 @@
     </w:p>
     <w:p>
       <w:pPr>
-        <w:pStyle w:val="Prrafodelista"/>
+        <w:pStyle w:val="ListParagraph"/>
         <w:numPr>
           <w:ilvl w:val="0"/>
           <w:numId w:val="3"/>
@@ -3877,12 +3857,6 @@
         <w:gridCol w:w="9360"/>
       </w:tblGrid>
       <w:tr>
-        <w:tblPrEx>
-          <w:tblCellMar>
-            <w:top w:w="0" w:type="dxa"/>
-            <w:bottom w:w="0" w:type="dxa"/>
-          </w:tblCellMar>
-        </w:tblPrEx>
         <w:tc>
           <w:tcPr>
             <w:tcW w:w="9360" w:type="dxa"/>
@@ -3982,7 +3956,7 @@
           </w:p>
           <w:p>
             <w:pPr>
-              <w:pStyle w:val="Prrafodelista"/>
+              <w:pStyle w:val="ListParagraph"/>
               <w:numPr>
                 <w:ilvl w:val="0"/>
                 <w:numId w:val="4"/>
@@ -4002,7 +3976,7 @@
           </w:p>
           <w:p>
             <w:pPr>
-              <w:pStyle w:val="Prrafodelista"/>
+              <w:pStyle w:val="ListParagraph"/>
               <w:numPr>
                 <w:ilvl w:val="0"/>
                 <w:numId w:val="4"/>
@@ -4014,7 +3988,7 @@
           </w:p>
           <w:p>
             <w:pPr>
-              <w:pStyle w:val="Prrafodelista"/>
+              <w:pStyle w:val="ListParagraph"/>
               <w:numPr>
                 <w:ilvl w:val="0"/>
                 <w:numId w:val="4"/>
@@ -4026,7 +4000,7 @@
           </w:p>
           <w:p>
             <w:pPr>
-              <w:pStyle w:val="Prrafodelista"/>
+              <w:pStyle w:val="ListParagraph"/>
               <w:numPr>
                 <w:ilvl w:val="0"/>
                 <w:numId w:val="4"/>
@@ -4044,7 +4018,16 @@
               <w:rPr>
                 <w:color w:val="666666"/>
               </w:rPr>
-              <w:t>Enlace del video (YouTube): ______________________________</w:t>
+              <w:t>Enlace del video (YouTube):</w:t>
+            </w:r>
+            <w:r>
+              <w:t xml:space="preserve"> </w:t>
+            </w:r>
+            <w:r>
+              <w:rPr>
+                <w:color w:val="666666"/>
+              </w:rPr>
+              <w:t>https://youtu.be/dK8H_dpGzlI</w:t>
             </w:r>
           </w:p>
         </w:tc>
@@ -4057,136 +4040,97 @@
     </w:p>
     <w:p>
       <w:pPr>
-        <w:pStyle w:val="Ttulo1"/>
-      </w:pPr>
-      <w:bookmarkStart w:id="22" w:name="_Toc233761672"/>
-      <w:r>
-        <w:lastRenderedPageBreak/>
-        <w:t xml:space="preserve">6. CRUD de Solicitudes de </w:t>
-      </w:r>
+        <w:pStyle w:val="Heading1"/>
+      </w:pPr>
+    </w:p>
+    <w:p>
+      <w:pPr>
+        <w:pStyle w:val="Heading1"/>
+      </w:pPr>
+      <w:bookmarkStart w:id="22" w:name="_Toc233761676"/>
+      <w:r>
+        <w:t>6</w:t>
+      </w:r>
+      <w:r>
+        <w:t>. CRUD de Solicitudes de Cliente</w:t>
+      </w:r>
+      <w:bookmarkEnd w:id="22"/>
+    </w:p>
+    <w:p>
+      <w:pPr>
+        <w:spacing w:after="120"/>
+      </w:pPr>
       <w:proofErr w:type="spellStart"/>
       <w:r>
-        <w:t>Publicacion</w:t>
-      </w:r>
-      <w:bookmarkEnd w:id="22"/>
+        <w:t>Gestion</w:t>
+      </w:r>
       <w:proofErr w:type="spellEnd"/>
-    </w:p>
-    <w:p>
-      <w:pPr>
-        <w:spacing w:after="120"/>
-      </w:pPr>
-      <w:r>
-        <w:t>Una persona solicita publicar una propiedad y el corredor la revisa.</w:t>
-      </w:r>
-    </w:p>
-    <w:p>
-      <w:pPr>
-        <w:pStyle w:val="Ttulo2"/>
-      </w:pPr>
-      <w:bookmarkStart w:id="23" w:name="_Toc233761673"/>
-      <w:r>
-        <w:t>Crear solicitud (persona)</w:t>
+      <w:r>
+        <w:t xml:space="preserve"> del acceso de nuevos clientes por parte del corredor.</w:t>
+      </w:r>
+    </w:p>
+    <w:p>
+      <w:pPr>
+        <w:pStyle w:val="Heading2"/>
+      </w:pPr>
+      <w:bookmarkStart w:id="23" w:name="_Toc233761677"/>
+      <w:r>
+        <w:t>Ver solicitudes (Leer)</w:t>
       </w:r>
       <w:bookmarkEnd w:id="23"/>
     </w:p>
     <w:p>
       <w:pPr>
-        <w:pStyle w:val="Prrafodelista"/>
+        <w:pStyle w:val="ListParagraph"/>
+        <w:numPr>
+          <w:ilvl w:val="0"/>
+          <w:numId w:val="2"/>
+        </w:numPr>
+      </w:pPr>
+      <w:r>
+        <w:t xml:space="preserve">En el panel, </w:t>
+      </w:r>
+      <w:proofErr w:type="spellStart"/>
+      <w:r>
+        <w:t>seccion</w:t>
+      </w:r>
+      <w:proofErr w:type="spellEnd"/>
+      <w:r>
+        <w:t xml:space="preserve"> "Solicitudes Cliente", se listan las pendientes con su tiempo restante (24 h).</w:t>
+      </w:r>
+    </w:p>
+    <w:p>
+      <w:pPr>
+        <w:pStyle w:val="Heading2"/>
+      </w:pPr>
+      <w:bookmarkStart w:id="24" w:name="_Toc233761678"/>
+      <w:r>
+        <w:t>Aprobar / Rechazar (Actualizar)</w:t>
+      </w:r>
+      <w:bookmarkEnd w:id="24"/>
+    </w:p>
+    <w:p>
+      <w:pPr>
+        <w:pStyle w:val="ListParagraph"/>
         <w:numPr>
           <w:ilvl w:val="0"/>
           <w:numId w:val="3"/>
         </w:numPr>
       </w:pPr>
       <w:r>
-        <w:t>En el sitio, entrar a "Publica tu propiedad".</w:t>
-      </w:r>
-    </w:p>
-    <w:p>
-      <w:pPr>
-        <w:pStyle w:val="Prrafodelista"/>
+        <w:t>Aprobar: el cliente queda habilitado.</w:t>
+      </w:r>
+    </w:p>
+    <w:p>
+      <w:pPr>
+        <w:pStyle w:val="ListParagraph"/>
         <w:numPr>
           <w:ilvl w:val="0"/>
           <w:numId w:val="3"/>
         </w:numPr>
       </w:pPr>
       <w:r>
-        <w:t>Completar datos de contacto y datos de la propiedad.</w:t>
-      </w:r>
-    </w:p>
-    <w:p>
-      <w:pPr>
-        <w:pStyle w:val="Prrafodelista"/>
-        <w:numPr>
-          <w:ilvl w:val="0"/>
-          <w:numId w:val="3"/>
-        </w:numPr>
-      </w:pPr>
-      <w:r>
-        <w:t>Enviar la solicitud (queda pendiente).</w:t>
-      </w:r>
-    </w:p>
-    <w:p>
-      <w:pPr>
-        <w:pStyle w:val="Ttulo2"/>
-      </w:pPr>
-      <w:bookmarkStart w:id="24" w:name="_Toc233761674"/>
-      <w:r>
-        <w:t>Revisar solicitudes (corredor)</w:t>
-      </w:r>
-      <w:bookmarkEnd w:id="24"/>
-    </w:p>
-    <w:p>
-      <w:pPr>
-        <w:pStyle w:val="Prrafodelista"/>
-        <w:numPr>
-          <w:ilvl w:val="0"/>
-          <w:numId w:val="2"/>
-        </w:numPr>
-      </w:pPr>
-      <w:r>
-        <w:t xml:space="preserve">En el panel, </w:t>
-      </w:r>
-      <w:proofErr w:type="spellStart"/>
-      <w:r>
-        <w:t>seccion</w:t>
-      </w:r>
-      <w:proofErr w:type="spellEnd"/>
-      <w:r>
-        <w:t xml:space="preserve"> "Publicaciones", se ven las solicitudes pendientes.</w:t>
-      </w:r>
-    </w:p>
-    <w:p>
-      <w:pPr>
-        <w:pStyle w:val="Ttulo2"/>
-      </w:pPr>
-      <w:bookmarkStart w:id="25" w:name="_Toc233761675"/>
-      <w:r>
-        <w:t>Aprobar / Rechazar (Actualizar)</w:t>
-      </w:r>
-      <w:bookmarkEnd w:id="25"/>
-    </w:p>
-    <w:p>
-      <w:pPr>
-        <w:pStyle w:val="Prrafodelista"/>
-        <w:numPr>
-          <w:ilvl w:val="0"/>
-          <w:numId w:val="3"/>
-        </w:numPr>
-      </w:pPr>
-      <w:r>
-        <w:t>Aprobar: la propiedad se publica y el corredor queda como representante.</w:t>
-      </w:r>
-    </w:p>
-    <w:p>
-      <w:pPr>
-        <w:pStyle w:val="Prrafodelista"/>
-        <w:numPr>
-          <w:ilvl w:val="0"/>
-          <w:numId w:val="3"/>
-        </w:numPr>
-      </w:pPr>
-      <w:r>
-        <w:t>Rechazar: se registra con un motivo opcional.</w:t>
+        <w:t>Rechazar: con motivo opcional.</w:t>
       </w:r>
     </w:p>
     <w:tbl>
@@ -4210,12 +4154,6 @@
         <w:gridCol w:w="9360"/>
       </w:tblGrid>
       <w:tr>
-        <w:tblPrEx>
-          <w:tblCellMar>
-            <w:top w:w="0" w:type="dxa"/>
-            <w:bottom w:w="0" w:type="dxa"/>
-          </w:tblCellMar>
-        </w:tblPrEx>
         <w:tc>
           <w:tcPr>
             <w:tcW w:w="9360" w:type="dxa"/>
@@ -4266,7 +4204,7 @@
                 <w:i/>
                 <w:iCs/>
               </w:rPr>
-              <w:t xml:space="preserve"> del flujo de solicitud de </w:t>
+              <w:t xml:space="preserve"> de la </w:t>
             </w:r>
             <w:proofErr w:type="spellStart"/>
             <w:r>
@@ -4274,7 +4212,7 @@
                 <w:i/>
                 <w:iCs/>
               </w:rPr>
-              <w:t>publicacion</w:t>
+              <w:t>revision</w:t>
             </w:r>
             <w:proofErr w:type="spellEnd"/>
             <w:r>
@@ -4282,7 +4220,7 @@
                 <w:i/>
                 <w:iCs/>
               </w:rPr>
-              <w:t xml:space="preserve"> y su </w:t>
+              <w:t xml:space="preserve"> y </w:t>
             </w:r>
             <w:proofErr w:type="spellStart"/>
             <w:r>
@@ -4290,7 +4228,7 @@
                 <w:i/>
                 <w:iCs/>
               </w:rPr>
-              <w:t>aprobacion</w:t>
+              <w:t>resolucion</w:t>
             </w:r>
             <w:proofErr w:type="spellEnd"/>
             <w:r>
@@ -4298,7 +4236,7 @@
                 <w:i/>
                 <w:iCs/>
               </w:rPr>
-              <w:t xml:space="preserve"> por parte del corredor.</w:t>
+              <w:t xml:space="preserve"> de solicitudes de acceso de clientes.</w:t>
             </w:r>
           </w:p>
           <w:p>
@@ -4315,50 +4253,38 @@
           </w:p>
           <w:p>
             <w:pPr>
-              <w:pStyle w:val="Prrafodelista"/>
+              <w:pStyle w:val="ListParagraph"/>
               <w:numPr>
                 <w:ilvl w:val="0"/>
                 <w:numId w:val="4"/>
               </w:numPr>
             </w:pPr>
             <w:r>
-              <w:t>Enviar una solicitud desde "Publica tu propiedad".</w:t>
+              <w:t>Ver la lista de solicitudes pendientes con el tiempo restante.</w:t>
             </w:r>
           </w:p>
           <w:p>
             <w:pPr>
-              <w:pStyle w:val="Prrafodelista"/>
+              <w:pStyle w:val="ListParagraph"/>
               <w:numPr>
                 <w:ilvl w:val="0"/>
                 <w:numId w:val="4"/>
               </w:numPr>
             </w:pPr>
             <w:r>
-              <w:t>Ver la solicitud pendiente en el panel del corredor.</w:t>
+              <w:t>Aprobar una solicitud de cliente.</w:t>
             </w:r>
           </w:p>
           <w:p>
             <w:pPr>
-              <w:pStyle w:val="Prrafodelista"/>
+              <w:pStyle w:val="ListParagraph"/>
               <w:numPr>
                 <w:ilvl w:val="0"/>
                 <w:numId w:val="4"/>
               </w:numPr>
             </w:pPr>
             <w:r>
-              <w:t>Aprobar la solicitud y mostrar la propiedad publicada.</w:t>
-            </w:r>
-          </w:p>
-          <w:p>
-            <w:pPr>
-              <w:pStyle w:val="Prrafodelista"/>
-              <w:numPr>
-                <w:ilvl w:val="0"/>
-                <w:numId w:val="4"/>
-              </w:numPr>
-            </w:pPr>
-            <w:r>
-              <w:t>Mostrar el rechazo de una solicitud.</w:t>
+              <w:t>Rechazar una solicitud indicando el motivo.</w:t>
             </w:r>
           </w:p>
           <w:p>
@@ -4369,7 +4295,13 @@
               <w:rPr>
                 <w:color w:val="666666"/>
               </w:rPr>
-              <w:t>Enlace del video (YouTube): ______________________________</w:t>
+              <w:t xml:space="preserve">Enlace del video (YouTube): </w:t>
+            </w:r>
+            <w:r>
+              <w:rPr>
+                <w:color w:val="666666"/>
+              </w:rPr>
+              <w:t>https://youtu.be/fzZE5vavaFo</w:t>
             </w:r>
           </w:p>
         </w:tc>
@@ -4382,41 +4314,31 @@
     </w:p>
     <w:p>
       <w:pPr>
-        <w:pStyle w:val="Ttulo1"/>
-      </w:pPr>
-      <w:bookmarkStart w:id="26" w:name="_Toc233761676"/>
+        <w:pStyle w:val="Heading1"/>
+      </w:pPr>
+      <w:bookmarkStart w:id="25" w:name="_Toc233761679"/>
       <w:r>
         <w:lastRenderedPageBreak/>
-        <w:t>7. CRUD de Solicitudes de Cliente</w:t>
+        <w:t>7</w:t>
+      </w:r>
+      <w:r>
+        <w:t>. CRUD de Perfil del Corredor</w:t>
+      </w:r>
+      <w:bookmarkEnd w:id="25"/>
+    </w:p>
+    <w:p>
+      <w:pPr>
+        <w:pStyle w:val="Heading2"/>
+      </w:pPr>
+      <w:bookmarkStart w:id="26" w:name="_Toc233761680"/>
+      <w:r>
+        <w:t>Ver perfil (Leer)</w:t>
       </w:r>
       <w:bookmarkEnd w:id="26"/>
     </w:p>
     <w:p>
       <w:pPr>
-        <w:spacing w:after="120"/>
-      </w:pPr>
-      <w:proofErr w:type="spellStart"/>
-      <w:r>
-        <w:t>Gestion</w:t>
-      </w:r>
-      <w:proofErr w:type="spellEnd"/>
-      <w:r>
-        <w:t xml:space="preserve"> del acceso de nuevos clientes por parte del corredor.</w:t>
-      </w:r>
-    </w:p>
-    <w:p>
-      <w:pPr>
-        <w:pStyle w:val="Ttulo2"/>
-      </w:pPr>
-      <w:bookmarkStart w:id="27" w:name="_Toc233761677"/>
-      <w:r>
-        <w:t>Ver solicitudes (Leer)</w:t>
-      </w:r>
-      <w:bookmarkEnd w:id="27"/>
-    </w:p>
-    <w:p>
-      <w:pPr>
-        <w:pStyle w:val="Prrafodelista"/>
+        <w:pStyle w:val="ListParagraph"/>
         <w:numPr>
           <w:ilvl w:val="0"/>
           <w:numId w:val="2"/>
@@ -4431,41 +4353,69 @@
       </w:r>
       <w:proofErr w:type="spellEnd"/>
       <w:r>
-        <w:t xml:space="preserve"> "Solicitudes Cliente", se listan las pendientes con su tiempo restante (24 h).</w:t>
-      </w:r>
-    </w:p>
-    <w:p>
-      <w:pPr>
-        <w:pStyle w:val="Ttulo2"/>
-      </w:pPr>
-      <w:bookmarkStart w:id="28" w:name="_Toc233761678"/>
-      <w:r>
-        <w:t>Aprobar / Rechazar (Actualizar)</w:t>
-      </w:r>
-      <w:bookmarkEnd w:id="28"/>
-    </w:p>
-    <w:p>
-      <w:pPr>
-        <w:pStyle w:val="Prrafodelista"/>
+        <w:t xml:space="preserve"> "Mi Perfil", se muestran nombre, correo, licencia y </w:t>
+      </w:r>
+      <w:proofErr w:type="spellStart"/>
+      <w:r>
+        <w:t>descripcion</w:t>
+      </w:r>
+      <w:proofErr w:type="spellEnd"/>
+      <w:r>
+        <w:t>.</w:t>
+      </w:r>
+    </w:p>
+    <w:p>
+      <w:pPr>
+        <w:pStyle w:val="Heading2"/>
+      </w:pPr>
+      <w:bookmarkStart w:id="27" w:name="_Toc233761681"/>
+      <w:r>
+        <w:t>Editar perfil (Actualizar)</w:t>
+      </w:r>
+      <w:bookmarkEnd w:id="27"/>
+    </w:p>
+    <w:p>
+      <w:pPr>
+        <w:pStyle w:val="ListParagraph"/>
         <w:numPr>
           <w:ilvl w:val="0"/>
           <w:numId w:val="3"/>
         </w:numPr>
       </w:pPr>
       <w:r>
-        <w:t>Aprobar: el cliente queda habilitado.</w:t>
-      </w:r>
-    </w:p>
-    <w:p>
-      <w:pPr>
-        <w:pStyle w:val="Prrafodelista"/>
+        <w:t>Presionar "Editar".</w:t>
+      </w:r>
+    </w:p>
+    <w:p>
+      <w:pPr>
+        <w:pStyle w:val="ListParagraph"/>
         <w:numPr>
           <w:ilvl w:val="0"/>
           <w:numId w:val="3"/>
         </w:numPr>
       </w:pPr>
       <w:r>
-        <w:t>Rechazar: con motivo opcional.</w:t>
+        <w:t xml:space="preserve">Modificar nombre, licencia profesional y </w:t>
+      </w:r>
+      <w:proofErr w:type="spellStart"/>
+      <w:r>
+        <w:t>descripcion</w:t>
+      </w:r>
+      <w:proofErr w:type="spellEnd"/>
+      <w:r>
+        <w:t>.</w:t>
+      </w:r>
+    </w:p>
+    <w:p>
+      <w:pPr>
+        <w:pStyle w:val="ListParagraph"/>
+        <w:numPr>
+          <w:ilvl w:val="0"/>
+          <w:numId w:val="3"/>
+        </w:numPr>
+      </w:pPr>
+      <w:r>
+        <w:t>Guardar los cambios.</w:t>
       </w:r>
     </w:p>
     <w:tbl>
@@ -4489,12 +4439,6 @@
         <w:gridCol w:w="9360"/>
       </w:tblGrid>
       <w:tr>
-        <w:tblPrEx>
-          <w:tblCellMar>
-            <w:top w:w="0" w:type="dxa"/>
-            <w:bottom w:w="0" w:type="dxa"/>
-          </w:tblCellMar>
-        </w:tblPrEx>
         <w:tc>
           <w:tcPr>
             <w:tcW w:w="9360" w:type="dxa"/>
@@ -4553,7 +4497,7 @@
                 <w:i/>
                 <w:iCs/>
               </w:rPr>
-              <w:t>revision</w:t>
+              <w:t>visualizacion</w:t>
             </w:r>
             <w:proofErr w:type="spellEnd"/>
             <w:r>
@@ -4569,7 +4513,7 @@
                 <w:i/>
                 <w:iCs/>
               </w:rPr>
-              <w:t>resolucion</w:t>
+              <w:t>edicion</w:t>
             </w:r>
             <w:proofErr w:type="spellEnd"/>
             <w:r>
@@ -4577,7 +4521,7 @@
                 <w:i/>
                 <w:iCs/>
               </w:rPr>
-              <w:t xml:space="preserve"> de solicitudes de acceso de clientes.</w:t>
+              <w:t xml:space="preserve"> del perfil del corredor.</w:t>
             </w:r>
           </w:p>
           <w:p>
@@ -4594,38 +4538,46 @@
           </w:p>
           <w:p>
             <w:pPr>
-              <w:pStyle w:val="Prrafodelista"/>
+              <w:pStyle w:val="ListParagraph"/>
               <w:numPr>
                 <w:ilvl w:val="0"/>
                 <w:numId w:val="4"/>
               </w:numPr>
             </w:pPr>
             <w:r>
-              <w:t>Ver la lista de solicitudes pendientes con el tiempo restante.</w:t>
+              <w:t>Abrir "Mi Perfil" y mostrar los datos.</w:t>
             </w:r>
           </w:p>
           <w:p>
             <w:pPr>
-              <w:pStyle w:val="Prrafodelista"/>
+              <w:pStyle w:val="ListParagraph"/>
               <w:numPr>
                 <w:ilvl w:val="0"/>
                 <w:numId w:val="4"/>
               </w:numPr>
             </w:pPr>
             <w:r>
-              <w:t>Aprobar una solicitud de cliente.</w:t>
+              <w:t xml:space="preserve">Editar la licencia y la </w:t>
+            </w:r>
+            <w:proofErr w:type="spellStart"/>
+            <w:r>
+              <w:t>descripcion</w:t>
+            </w:r>
+            <w:proofErr w:type="spellEnd"/>
+            <w:r>
+              <w:t>.</w:t>
             </w:r>
           </w:p>
           <w:p>
             <w:pPr>
-              <w:pStyle w:val="Prrafodelista"/>
+              <w:pStyle w:val="ListParagraph"/>
               <w:numPr>
                 <w:ilvl w:val="0"/>
                 <w:numId w:val="4"/>
               </w:numPr>
             </w:pPr>
             <w:r>
-              <w:t>Rechazar una solicitud indicando el motivo.</w:t>
+              <w:t>Guardar y mostrar los cambios aplicados.</w:t>
             </w:r>
           </w:p>
           <w:p>
@@ -4636,297 +4588,13 @@
               <w:rPr>
                 <w:color w:val="666666"/>
               </w:rPr>
-              <w:t>Enlace del video (YouTube): ______________________________</w:t>
-            </w:r>
-          </w:p>
-        </w:tc>
-      </w:tr>
-    </w:tbl>
-    <w:p>
-      <w:r>
-        <w:br w:type="page"/>
-      </w:r>
-    </w:p>
-    <w:p>
-      <w:pPr>
-        <w:pStyle w:val="Ttulo1"/>
-      </w:pPr>
-      <w:bookmarkStart w:id="29" w:name="_Toc233761679"/>
-      <w:r>
-        <w:lastRenderedPageBreak/>
-        <w:t>8. CRUD de Perfil del Corredor</w:t>
-      </w:r>
-      <w:bookmarkEnd w:id="29"/>
-    </w:p>
-    <w:p>
-      <w:pPr>
-        <w:pStyle w:val="Ttulo2"/>
-      </w:pPr>
-      <w:bookmarkStart w:id="30" w:name="_Toc233761680"/>
-      <w:r>
-        <w:t>Ver perfil (Leer)</w:t>
-      </w:r>
-      <w:bookmarkEnd w:id="30"/>
-    </w:p>
-    <w:p>
-      <w:pPr>
-        <w:pStyle w:val="Prrafodelista"/>
-        <w:numPr>
-          <w:ilvl w:val="0"/>
-          <w:numId w:val="2"/>
-        </w:numPr>
-      </w:pPr>
-      <w:r>
-        <w:t xml:space="preserve">En el panel, </w:t>
-      </w:r>
-      <w:proofErr w:type="spellStart"/>
-      <w:r>
-        <w:t>seccion</w:t>
-      </w:r>
-      <w:proofErr w:type="spellEnd"/>
-      <w:r>
-        <w:t xml:space="preserve"> "Mi Perfil", se muestran nombre, correo, licencia y </w:t>
-      </w:r>
-      <w:proofErr w:type="spellStart"/>
-      <w:r>
-        <w:t>descripcion</w:t>
-      </w:r>
-      <w:proofErr w:type="spellEnd"/>
-      <w:r>
-        <w:t>.</w:t>
-      </w:r>
-    </w:p>
-    <w:p>
-      <w:pPr>
-        <w:pStyle w:val="Ttulo2"/>
-      </w:pPr>
-      <w:bookmarkStart w:id="31" w:name="_Toc233761681"/>
-      <w:r>
-        <w:t>Editar perfil (Actualizar)</w:t>
-      </w:r>
-      <w:bookmarkEnd w:id="31"/>
-    </w:p>
-    <w:p>
-      <w:pPr>
-        <w:pStyle w:val="Prrafodelista"/>
-        <w:numPr>
-          <w:ilvl w:val="0"/>
-          <w:numId w:val="3"/>
-        </w:numPr>
-      </w:pPr>
-      <w:r>
-        <w:t>Presionar "Editar".</w:t>
-      </w:r>
-    </w:p>
-    <w:p>
-      <w:pPr>
-        <w:pStyle w:val="Prrafodelista"/>
-        <w:numPr>
-          <w:ilvl w:val="0"/>
-          <w:numId w:val="3"/>
-        </w:numPr>
-      </w:pPr>
-      <w:r>
-        <w:t xml:space="preserve">Modificar nombre, licencia profesional y </w:t>
-      </w:r>
-      <w:proofErr w:type="spellStart"/>
-      <w:r>
-        <w:t>descripcion</w:t>
-      </w:r>
-      <w:proofErr w:type="spellEnd"/>
-      <w:r>
-        <w:t>.</w:t>
-      </w:r>
-    </w:p>
-    <w:p>
-      <w:pPr>
-        <w:pStyle w:val="Prrafodelista"/>
-        <w:numPr>
-          <w:ilvl w:val="0"/>
-          <w:numId w:val="3"/>
-        </w:numPr>
-      </w:pPr>
-      <w:r>
-        <w:t>Guardar los cambios.</w:t>
-      </w:r>
-    </w:p>
-    <w:tbl>
-      <w:tblPr>
-        <w:tblW w:w="9360" w:type="dxa"/>
-        <w:tblBorders>
-          <w:top w:val="single" w:sz="4" w:space="0" w:color="auto"/>
-          <w:left w:val="single" w:sz="4" w:space="0" w:color="auto"/>
-          <w:bottom w:val="single" w:sz="4" w:space="0" w:color="auto"/>
-          <w:right w:val="single" w:sz="4" w:space="0" w:color="auto"/>
-          <w:insideH w:val="single" w:sz="4" w:space="0" w:color="auto"/>
-          <w:insideV w:val="single" w:sz="4" w:space="0" w:color="auto"/>
-        </w:tblBorders>
-        <w:tblCellMar>
-          <w:left w:w="10" w:type="dxa"/>
-          <w:right w:w="10" w:type="dxa"/>
-        </w:tblCellMar>
-        <w:tblLook w:val="04A0" w:firstRow="1" w:lastRow="0" w:firstColumn="1" w:lastColumn="0" w:noHBand="0" w:noVBand="1"/>
-      </w:tblPr>
-      <w:tblGrid>
-        <w:gridCol w:w="9360"/>
-      </w:tblGrid>
-      <w:tr>
-        <w:tblPrEx>
-          <w:tblCellMar>
-            <w:top w:w="0" w:type="dxa"/>
-            <w:bottom w:w="0" w:type="dxa"/>
-          </w:tblCellMar>
-        </w:tblPrEx>
-        <w:tc>
-          <w:tcPr>
-            <w:tcW w:w="9360" w:type="dxa"/>
-            <w:tcBorders>
-              <w:top w:val="single" w:sz="4" w:space="0" w:color="B45309"/>
-              <w:left w:val="single" w:sz="4" w:space="0" w:color="B45309"/>
-              <w:bottom w:val="single" w:sz="4" w:space="0" w:color="B45309"/>
-              <w:right w:val="single" w:sz="4" w:space="0" w:color="B45309"/>
-            </w:tcBorders>
-            <w:shd w:val="clear" w:color="auto" w:fill="FEF3C7"/>
-            <w:tcMar>
-              <w:top w:w="120" w:type="dxa"/>
-              <w:left w:w="160" w:type="dxa"/>
-              <w:bottom w:w="120" w:type="dxa"/>
-              <w:right w:w="160" w:type="dxa"/>
-            </w:tcMar>
-          </w:tcPr>
-          <w:p>
-            <w:pPr>
-              <w:spacing w:after="80"/>
-            </w:pPr>
-            <w:r>
-              <w:rPr>
-                <w:b/>
-                <w:bCs/>
-                <w:color w:val="B45309"/>
-                <w:sz w:val="24"/>
-                <w:szCs w:val="24"/>
-              </w:rPr>
-              <w:t>🎥 Video demostrativo</w:t>
-            </w:r>
-          </w:p>
-          <w:p>
-            <w:pPr>
-              <w:spacing w:after="80"/>
-            </w:pPr>
-            <w:proofErr w:type="spellStart"/>
-            <w:r>
-              <w:rPr>
-                <w:i/>
-                <w:iCs/>
-              </w:rPr>
-              <w:t>Demostracion</w:t>
-            </w:r>
-            <w:proofErr w:type="spellEnd"/>
-            <w:r>
-              <w:rPr>
-                <w:i/>
-                <w:iCs/>
-              </w:rPr>
-              <w:t xml:space="preserve"> de la </w:t>
-            </w:r>
-            <w:proofErr w:type="spellStart"/>
-            <w:r>
-              <w:rPr>
-                <w:i/>
-                <w:iCs/>
-              </w:rPr>
-              <w:t>visualizacion</w:t>
-            </w:r>
-            <w:proofErr w:type="spellEnd"/>
-            <w:r>
-              <w:rPr>
-                <w:i/>
-                <w:iCs/>
-              </w:rPr>
-              <w:t xml:space="preserve"> y </w:t>
-            </w:r>
-            <w:proofErr w:type="spellStart"/>
-            <w:r>
-              <w:rPr>
-                <w:i/>
-                <w:iCs/>
-              </w:rPr>
-              <w:t>edicion</w:t>
-            </w:r>
-            <w:proofErr w:type="spellEnd"/>
-            <w:r>
-              <w:rPr>
-                <w:i/>
-                <w:iCs/>
-              </w:rPr>
-              <w:t xml:space="preserve"> del perfil del corredor.</w:t>
-            </w:r>
-          </w:p>
-          <w:p>
-            <w:pPr>
-              <w:spacing w:after="40"/>
-            </w:pPr>
-            <w:r>
-              <w:rPr>
-                <w:b/>
-                <w:bCs/>
-              </w:rPr>
-              <w:t>El video debe mostrar:</w:t>
-            </w:r>
-          </w:p>
-          <w:p>
-            <w:pPr>
-              <w:pStyle w:val="Prrafodelista"/>
-              <w:numPr>
-                <w:ilvl w:val="0"/>
-                <w:numId w:val="4"/>
-              </w:numPr>
-            </w:pPr>
-            <w:r>
-              <w:t>Abrir "Mi Perfil" y mostrar los datos.</w:t>
-            </w:r>
-          </w:p>
-          <w:p>
-            <w:pPr>
-              <w:pStyle w:val="Prrafodelista"/>
-              <w:numPr>
-                <w:ilvl w:val="0"/>
-                <w:numId w:val="4"/>
-              </w:numPr>
-            </w:pPr>
-            <w:r>
-              <w:t xml:space="preserve">Editar la licencia y la </w:t>
-            </w:r>
-            <w:proofErr w:type="spellStart"/>
-            <w:r>
-              <w:t>descripcion</w:t>
-            </w:r>
-            <w:proofErr w:type="spellEnd"/>
-            <w:r>
-              <w:t>.</w:t>
-            </w:r>
-          </w:p>
-          <w:p>
-            <w:pPr>
-              <w:pStyle w:val="Prrafodelista"/>
-              <w:numPr>
-                <w:ilvl w:val="0"/>
-                <w:numId w:val="4"/>
-              </w:numPr>
-            </w:pPr>
-            <w:r>
-              <w:t>Guardar y mostrar los cambios aplicados.</w:t>
-            </w:r>
-          </w:p>
-          <w:p>
-            <w:pPr>
-              <w:spacing w:before="80"/>
-            </w:pPr>
+              <w:t xml:space="preserve">Enlace del video (YouTube): </w:t>
+            </w:r>
             <w:r>
               <w:rPr>
                 <w:color w:val="666666"/>
               </w:rPr>
-              <w:t>Enlace del video (YouTube): ______________________________</w:t>
+              <w:t>https://youtu.be/F2fYvafXxpw</w:t>
             </w:r>
           </w:p>
         </w:tc>
@@ -4934,7 +4602,7 @@
     </w:tbl>
     <w:p/>
     <w:sectPr>
-      <w:footerReference w:type="default" r:id="rId7"/>
+      <w:footerReference w:type="default" r:id="rId8"/>
       <w:pgSz w:w="12240" w:h="15840"/>
       <w:pgMar w:top="1440" w:right="1440" w:bottom="1440" w:left="1440" w:header="708" w:footer="708" w:gutter="0"/>
       <w:cols w:space="720"/>
@@ -5713,7 +5381,7 @@
     <w:name w:val="Normal"/>
     <w:qFormat/>
   </w:style>
-  <w:style w:type="paragraph" w:styleId="Ttulo1">
+  <w:style w:type="paragraph" w:styleId="Heading1">
     <w:name w:val="heading 1"/>
     <w:uiPriority w:val="9"/>
     <w:qFormat/>
@@ -5729,7 +5397,7 @@
       <w:szCs w:val="32"/>
     </w:rPr>
   </w:style>
-  <w:style w:type="paragraph" w:styleId="Ttulo2">
+  <w:style w:type="paragraph" w:styleId="Heading2">
     <w:name w:val="heading 2"/>
     <w:uiPriority w:val="9"/>
     <w:unhideWhenUsed/>
@@ -5746,7 +5414,7 @@
       <w:szCs w:val="26"/>
     </w:rPr>
   </w:style>
-  <w:style w:type="paragraph" w:styleId="Ttulo3">
+  <w:style w:type="paragraph" w:styleId="Heading3">
     <w:name w:val="heading 3"/>
     <w:uiPriority w:val="9"/>
     <w:semiHidden/>
@@ -5761,7 +5429,7 @@
       <w:szCs w:val="24"/>
     </w:rPr>
   </w:style>
-  <w:style w:type="paragraph" w:styleId="Ttulo4">
+  <w:style w:type="paragraph" w:styleId="Heading4">
     <w:name w:val="heading 4"/>
     <w:uiPriority w:val="9"/>
     <w:semiHidden/>
@@ -5776,7 +5444,7 @@
       <w:color w:val="2E74B5"/>
     </w:rPr>
   </w:style>
-  <w:style w:type="paragraph" w:styleId="Ttulo5">
+  <w:style w:type="paragraph" w:styleId="Heading5">
     <w:name w:val="heading 5"/>
     <w:uiPriority w:val="9"/>
     <w:semiHidden/>
@@ -5789,7 +5457,7 @@
       <w:color w:val="2E74B5"/>
     </w:rPr>
   </w:style>
-  <w:style w:type="paragraph" w:styleId="Ttulo6">
+  <w:style w:type="paragraph" w:styleId="Heading6">
     <w:name w:val="heading 6"/>
     <w:uiPriority w:val="9"/>
     <w:semiHidden/>
@@ -5802,13 +5470,13 @@
       <w:color w:val="1F4D78"/>
     </w:rPr>
   </w:style>
-  <w:style w:type="character" w:default="1" w:styleId="Fuentedeprrafopredeter">
+  <w:style w:type="character" w:default="1" w:styleId="DefaultParagraphFont">
     <w:name w:val="Default Paragraph Font"/>
     <w:uiPriority w:val="1"/>
     <w:semiHidden/>
     <w:unhideWhenUsed/>
   </w:style>
-  <w:style w:type="table" w:default="1" w:styleId="Tablanormal">
+  <w:style w:type="table" w:default="1" w:styleId="TableNormal">
     <w:name w:val="Normal Table"/>
     <w:uiPriority w:val="99"/>
     <w:semiHidden/>
@@ -5823,13 +5491,13 @@
       </w:tblCellMar>
     </w:tblPr>
   </w:style>
-  <w:style w:type="numbering" w:default="1" w:styleId="Sinlista">
+  <w:style w:type="numbering" w:default="1" w:styleId="NoList">
     <w:name w:val="No List"/>
     <w:uiPriority w:val="99"/>
     <w:semiHidden/>
     <w:unhideWhenUsed/>
   </w:style>
-  <w:style w:type="paragraph" w:styleId="Ttulo">
+  <w:style w:type="paragraph" w:styleId="Title">
     <w:name w:val="Title"/>
     <w:uiPriority w:val="10"/>
     <w:qFormat/>
@@ -5846,11 +5514,11 @@
       <w:bCs/>
     </w:rPr>
   </w:style>
-  <w:style w:type="paragraph" w:styleId="Prrafodelista">
+  <w:style w:type="paragraph" w:styleId="ListParagraph">
     <w:name w:val="List Paragraph"/>
     <w:qFormat/>
   </w:style>
-  <w:style w:type="character" w:styleId="Hipervnculo">
+  <w:style w:type="character" w:styleId="Hyperlink">
     <w:name w:val="Hyperlink"/>
     <w:uiPriority w:val="99"/>
     <w:unhideWhenUsed/>
@@ -5859,7 +5527,7 @@
       <w:u w:val="single"/>
     </w:rPr>
   </w:style>
-  <w:style w:type="character" w:styleId="Refdenotaalpie">
+  <w:style w:type="character" w:styleId="FootnoteReference">
     <w:name w:val="footnote reference"/>
     <w:uiPriority w:val="99"/>
     <w:semiHidden/>
@@ -5868,9 +5536,9 @@
       <w:vertAlign w:val="superscript"/>
     </w:rPr>
   </w:style>
-  <w:style w:type="paragraph" w:styleId="Textonotapie">
+  <w:style w:type="paragraph" w:styleId="FootnoteText">
     <w:name w:val="footnote text"/>
-    <w:link w:val="TextonotapieCar"/>
+    <w:link w:val="FootnoteTextChar"/>
     <w:uiPriority w:val="99"/>
     <w:semiHidden/>
     <w:unhideWhenUsed/>
@@ -5879,9 +5547,9 @@
       <w:szCs w:val="20"/>
     </w:rPr>
   </w:style>
-  <w:style w:type="character" w:customStyle="1" w:styleId="TextonotapieCar">
-    <w:name w:val="Texto nota pie Car"/>
-    <w:link w:val="Textonotapie"/>
+  <w:style w:type="character" w:customStyle="1" w:styleId="FootnoteTextChar">
+    <w:name w:val="Footnote Text Char"/>
+    <w:link w:val="FootnoteText"/>
     <w:uiPriority w:val="99"/>
     <w:semiHidden/>
     <w:unhideWhenUsed/>
@@ -5890,7 +5558,7 @@
       <w:szCs w:val="20"/>
     </w:rPr>
   </w:style>
-  <w:style w:type="character" w:styleId="Refdenotaalfinal">
+  <w:style w:type="character" w:styleId="EndnoteReference">
     <w:name w:val="endnote reference"/>
     <w:uiPriority w:val="99"/>
     <w:semiHidden/>
@@ -5899,9 +5567,9 @@
       <w:vertAlign w:val="superscript"/>
     </w:rPr>
   </w:style>
-  <w:style w:type="paragraph" w:styleId="Textonotaalfinal">
+  <w:style w:type="paragraph" w:styleId="EndnoteText">
     <w:name w:val="endnote text"/>
-    <w:link w:val="TextonotaalfinalCar"/>
+    <w:link w:val="EndnoteTextChar"/>
     <w:uiPriority w:val="99"/>
     <w:semiHidden/>
     <w:unhideWhenUsed/>
@@ -5910,9 +5578,9 @@
       <w:szCs w:val="20"/>
     </w:rPr>
   </w:style>
-  <w:style w:type="character" w:customStyle="1" w:styleId="TextonotaalfinalCar">
-    <w:name w:val="Texto nota al final Car"/>
-    <w:link w:val="Textonotaalfinal"/>
+  <w:style w:type="character" w:customStyle="1" w:styleId="EndnoteTextChar">
+    <w:name w:val="Endnote Text Char"/>
+    <w:link w:val="EndnoteText"/>
     <w:uiPriority w:val="99"/>
     <w:semiHidden/>
     <w:unhideWhenUsed/>
@@ -5921,7 +5589,7 @@
       <w:szCs w:val="20"/>
     </w:rPr>
   </w:style>
-  <w:style w:type="paragraph" w:styleId="TDC1">
+  <w:style w:type="paragraph" w:styleId="TOC1">
     <w:name w:val="toc 1"/>
     <w:basedOn w:val="Normal"/>
     <w:next w:val="Normal"/>
@@ -5933,7 +5601,7 @@
       <w:spacing w:after="100"/>
     </w:pPr>
   </w:style>
-  <w:style w:type="paragraph" w:styleId="TDC2">
+  <w:style w:type="paragraph" w:styleId="TOC2">
     <w:name w:val="toc 2"/>
     <w:basedOn w:val="Normal"/>
     <w:next w:val="Normal"/>
@@ -6262,4 +5930,16 @@
     </a:ext>
   </a:extLst>
 </a:theme>
+</file>
+
+<file path=customXml/item1.xml><?xml version="1.0" encoding="utf-8"?>
+<b:Sources xmlns:b="http://schemas.openxmlformats.org/officeDocument/2006/bibliography" xmlns="http://schemas.openxmlformats.org/officeDocument/2006/bibliography" SelectedStyle="\APASixthEditionOfficeOnline.xsl" StyleName="APA" Version="6"/>
+</file>
+
+<file path=customXml/itemProps1.xml><?xml version="1.0" encoding="utf-8"?>
+<ds:datastoreItem xmlns:ds="http://schemas.openxmlformats.org/officeDocument/2006/customXml" ds:itemID="{F2301A54-8E93-4C73-9627-785624886040}">
+  <ds:schemaRefs>
+    <ds:schemaRef ds:uri="http://schemas.openxmlformats.org/officeDocument/2006/bibliography"/>
+  </ds:schemaRefs>
+</ds:datastoreItem>
 </file>